--- a/specs/Relais_Frontend_Specs_v1.docx
+++ b/specs/Relais_Frontend_Specs_v1.docx
@@ -56,7 +56,7 @@
           <w:sz w:val="22"/>
           <w:szCs w:val="22"/>
         </w:rPr>
-        <w:t xml:space="preserve">Frontend Specs — Version 1.1</w:t>
+        <w:t xml:space="preserve">Frontend Specs — Version 1.2</w:t>
       </w:r>
     </w:p>
     <w:p>
@@ -73,7 +73,7 @@
           <w:sz w:val="18"/>
           <w:szCs w:val="18"/>
         </w:rPr>
-        <w:t xml:space="preserve">v1.1 — React Native, crypto locale, flows UX. DEC-01 à DEC-31 intégrés.</w:t>
+        <w:t xml:space="preserve">v1.2 — Corrections B.7, D.2, audit sécurité vault. libsodium-sumo.</w:t>
       </w:r>
     </w:p>
     <w:p>
@@ -5530,6 +5530,1302 @@
     </w:p>
     <w:p>
       <w:pPr>
+        <w:pStyle w:val="Heading1"/>
+        <w:spacing w:after="200" w:before="480"/>
+      </w:pPr>
+      <w:r>
+        <w:rPr>
+          <w:rFonts w:ascii="Arial" w:cs="Arial" w:eastAsia="Arial" w:hAnsi="Arial"/>
+          <w:b/>
+          <w:bCs/>
+          <w:color w:val="5C3A0F"/>
+          <w:sz w:val="36"/>
+          <w:szCs w:val="36"/>
+        </w:rPr>
+        <w:t xml:space="preserve">Corrections v1.2</w:t>
+      </w:r>
+    </w:p>
+    <w:tbl>
+      <w:tblPr>
+        <w:tblW w:type="dxa" w:w="9360"/>
+        <w:tblBorders>
+          <w:top w:val="single" w:color="auto" w:sz="4"/>
+          <w:left w:val="single" w:color="auto" w:sz="4"/>
+          <w:bottom w:val="single" w:color="auto" w:sz="4"/>
+          <w:right w:val="single" w:color="auto" w:sz="4"/>
+          <w:insideH w:val="single" w:color="auto" w:sz="4"/>
+          <w:insideV w:val="single" w:color="auto" w:sz="4"/>
+        </w:tblBorders>
+      </w:tblPr>
+      <w:tblGrid>
+        <w:gridCol w:w="4680"/>
+        <w:gridCol w:w="4680"/>
+      </w:tblGrid>
+      <w:tr>
+        <w:tc>
+          <w:tcPr>
+            <w:tcW w:type="dxa" w:w="4680"/>
+            <w:tcBorders>
+              <w:top w:val="single" w:color="E8DDD0" w:sz="1"/>
+              <w:left w:val="single" w:color="E8DDD0" w:sz="1"/>
+              <w:bottom w:val="single" w:color="E8DDD0" w:sz="1"/>
+              <w:right w:val="single" w:color="E8DDD0" w:sz="1"/>
+            </w:tcBorders>
+            <w:shd w:fill="5C3A0F" w:val="clear"/>
+            <w:tcMar>
+              <w:top w:type="dxa" w:w="80"/>
+              <w:left w:type="dxa" w:w="160"/>
+              <w:bottom w:type="dxa" w:w="80"/>
+              <w:right w:type="dxa" w:w="160"/>
+            </w:tcMar>
+          </w:tcPr>
+          <w:p>
+            <w:r>
+              <w:rPr>
+                <w:rFonts w:ascii="Arial" w:cs="Arial" w:eastAsia="Arial" w:hAnsi="Arial"/>
+                <w:b/>
+                <w:bCs/>
+                <w:color w:val="FFFFFF"/>
+                <w:sz w:val="20"/>
+                <w:szCs w:val="20"/>
+              </w:rPr>
+              <w:t xml:space="preserve">Ref</w:t>
+            </w:r>
+          </w:p>
+        </w:tc>
+        <w:tc>
+          <w:tcPr>
+            <w:tcW w:type="dxa" w:w="4680"/>
+            <w:tcBorders>
+              <w:top w:val="single" w:color="E8DDD0" w:sz="1"/>
+              <w:left w:val="single" w:color="E8DDD0" w:sz="1"/>
+              <w:bottom w:val="single" w:color="E8DDD0" w:sz="1"/>
+              <w:right w:val="single" w:color="E8DDD0" w:sz="1"/>
+            </w:tcBorders>
+            <w:shd w:fill="5C3A0F" w:val="clear"/>
+            <w:tcMar>
+              <w:top w:type="dxa" w:w="80"/>
+              <w:left w:type="dxa" w:w="160"/>
+              <w:bottom w:type="dxa" w:w="80"/>
+              <w:right w:type="dxa" w:w="160"/>
+            </w:tcMar>
+          </w:tcPr>
+          <w:p>
+            <w:r>
+              <w:rPr>
+                <w:rFonts w:ascii="Arial" w:cs="Arial" w:eastAsia="Arial" w:hAnsi="Arial"/>
+                <w:b/>
+                <w:bCs/>
+                <w:color w:val="FFFFFF"/>
+                <w:sz w:val="20"/>
+                <w:szCs w:val="20"/>
+              </w:rPr>
+              <w:t xml:space="preserve">Changement</w:t>
+            </w:r>
+          </w:p>
+        </w:tc>
+      </w:tr>
+      <w:tr>
+        <w:tc>
+          <w:tcPr>
+            <w:tcW w:type="dxa" w:w="4680"/>
+            <w:tcBorders>
+              <w:top w:val="single" w:color="E8DDD0" w:sz="1"/>
+              <w:left w:val="single" w:color="E8DDD0" w:sz="1"/>
+              <w:bottom w:val="single" w:color="E8DDD0" w:sz="1"/>
+              <w:right w:val="single" w:color="E8DDD0" w:sz="1"/>
+            </w:tcBorders>
+            <w:shd w:fill="FAF3E8" w:val="clear"/>
+            <w:tcMar>
+              <w:top w:type="dxa" w:w="80"/>
+              <w:left w:type="dxa" w:w="160"/>
+              <w:bottom w:type="dxa" w:w="80"/>
+              <w:right w:type="dxa" w:w="160"/>
+            </w:tcMar>
+          </w:tcPr>
+          <w:p>
+            <w:r>
+              <w:rPr>
+                <w:rFonts w:ascii="Arial" w:cs="Arial" w:eastAsia="Arial" w:hAnsi="Arial"/>
+                <w:b/>
+                <w:bCs/>
+                <w:color w:val="1A1A1A"/>
+                <w:sz w:val="20"/>
+                <w:szCs w:val="20"/>
+              </w:rPr>
+              <w:t xml:space="preserve">B.7</w:t>
+            </w:r>
+          </w:p>
+        </w:tc>
+        <w:tc>
+          <w:tcPr>
+            <w:tcW w:type="dxa" w:w="4680"/>
+            <w:tcBorders>
+              <w:top w:val="single" w:color="E8DDD0" w:sz="1"/>
+              <w:left w:val="single" w:color="E8DDD0" w:sz="1"/>
+              <w:bottom w:val="single" w:color="E8DDD0" w:sz="1"/>
+              <w:right w:val="single" w:color="E8DDD0" w:sz="1"/>
+            </w:tcBorders>
+            <w:shd w:fill="FAF3E8" w:val="clear"/>
+            <w:tcMar>
+              <w:top w:type="dxa" w:w="80"/>
+              <w:left w:type="dxa" w:w="160"/>
+              <w:bottom w:type="dxa" w:w="80"/>
+              <w:right w:type="dxa" w:w="160"/>
+            </w:tcMar>
+          </w:tcPr>
+          <w:p>
+            <w:r>
+              <w:rPr>
+                <w:rFonts w:ascii="Arial" w:cs="Arial" w:eastAsia="Arial" w:hAnsi="Arial"/>
+                <w:b w:val="false"/>
+                <w:bCs w:val="false"/>
+                <w:color w:val="1A1A1A"/>
+                <w:sz w:val="20"/>
+                <w:szCs w:val="20"/>
+              </w:rPr>
+              <w:t xml:space="preserve">POST /auth/keys (pas PUT /auth/register/keys). Une seule fois après OTP.</w:t>
+            </w:r>
+          </w:p>
+        </w:tc>
+      </w:tr>
+      <w:tr>
+        <w:tc>
+          <w:tcPr>
+            <w:tcW w:type="dxa" w:w="4680"/>
+            <w:tcBorders>
+              <w:top w:val="single" w:color="E8DDD0" w:sz="1"/>
+              <w:left w:val="single" w:color="E8DDD0" w:sz="1"/>
+              <w:bottom w:val="single" w:color="E8DDD0" w:sz="1"/>
+              <w:right w:val="single" w:color="E8DDD0" w:sz="1"/>
+            </w:tcBorders>
+            <w:shd w:fill="FFFFFF" w:val="clear"/>
+            <w:tcMar>
+              <w:top w:type="dxa" w:w="80"/>
+              <w:left w:type="dxa" w:w="160"/>
+              <w:bottom w:type="dxa" w:w="80"/>
+              <w:right w:type="dxa" w:w="160"/>
+            </w:tcMar>
+          </w:tcPr>
+          <w:p>
+            <w:r>
+              <w:rPr>
+                <w:rFonts w:ascii="Arial" w:cs="Arial" w:eastAsia="Arial" w:hAnsi="Arial"/>
+                <w:b/>
+                <w:bCs/>
+                <w:color w:val="1A1A1A"/>
+                <w:sz w:val="20"/>
+                <w:szCs w:val="20"/>
+              </w:rPr>
+              <w:t xml:space="preserve">D.2</w:t>
+            </w:r>
+          </w:p>
+        </w:tc>
+        <w:tc>
+          <w:tcPr>
+            <w:tcW w:type="dxa" w:w="4680"/>
+            <w:tcBorders>
+              <w:top w:val="single" w:color="E8DDD0" w:sz="1"/>
+              <w:left w:val="single" w:color="E8DDD0" w:sz="1"/>
+              <w:bottom w:val="single" w:color="E8DDD0" w:sz="1"/>
+              <w:right w:val="single" w:color="E8DDD0" w:sz="1"/>
+            </w:tcBorders>
+            <w:shd w:fill="FFFFFF" w:val="clear"/>
+            <w:tcMar>
+              <w:top w:type="dxa" w:w="80"/>
+              <w:left w:type="dxa" w:w="160"/>
+              <w:bottom w:type="dxa" w:w="80"/>
+              <w:right w:type="dxa" w:w="160"/>
+            </w:tcMar>
+          </w:tcPr>
+          <w:p>
+            <w:r>
+              <w:rPr>
+                <w:rFonts w:ascii="Arial" w:cs="Arial" w:eastAsia="Arial" w:hAnsi="Arial"/>
+                <w:b w:val="false"/>
+                <w:bCs w:val="false"/>
+                <w:color w:val="1A1A1A"/>
+                <w:sz w:val="20"/>
+                <w:szCs w:val="20"/>
+              </w:rPr>
+              <w:t xml:space="preserve">notification_enc inclut owner_display_name (60 chars max). secret_enc inclut aussi email + téléphone.</w:t>
+            </w:r>
+          </w:p>
+        </w:tc>
+      </w:tr>
+      <w:tr>
+        <w:tc>
+          <w:tcPr>
+            <w:tcW w:type="dxa" w:w="4680"/>
+            <w:tcBorders>
+              <w:top w:val="single" w:color="E8DDD0" w:sz="1"/>
+              <w:left w:val="single" w:color="E8DDD0" w:sz="1"/>
+              <w:bottom w:val="single" w:color="E8DDD0" w:sz="1"/>
+              <w:right w:val="single" w:color="E8DDD0" w:sz="1"/>
+            </w:tcBorders>
+            <w:shd w:fill="FAF3E8" w:val="clear"/>
+            <w:tcMar>
+              <w:top w:type="dxa" w:w="80"/>
+              <w:left w:type="dxa" w:w="160"/>
+              <w:bottom w:type="dxa" w:w="80"/>
+              <w:right w:type="dxa" w:w="160"/>
+            </w:tcMar>
+          </w:tcPr>
+          <w:p>
+            <w:r>
+              <w:rPr>
+                <w:rFonts w:ascii="Arial" w:cs="Arial" w:eastAsia="Arial" w:hAnsi="Arial"/>
+                <w:b/>
+                <w:bCs/>
+                <w:color w:val="1A1A1A"/>
+                <w:sz w:val="20"/>
+                <w:szCs w:val="20"/>
+              </w:rPr>
+              <w:t xml:space="preserve">D.3</w:t>
+            </w:r>
+          </w:p>
+        </w:tc>
+        <w:tc>
+          <w:tcPr>
+            <w:tcW w:type="dxa" w:w="4680"/>
+            <w:tcBorders>
+              <w:top w:val="single" w:color="E8DDD0" w:sz="1"/>
+              <w:left w:val="single" w:color="E8DDD0" w:sz="1"/>
+              <w:bottom w:val="single" w:color="E8DDD0" w:sz="1"/>
+              <w:right w:val="single" w:color="E8DDD0" w:sz="1"/>
+            </w:tcBorders>
+            <w:shd w:fill="FAF3E8" w:val="clear"/>
+            <w:tcMar>
+              <w:top w:type="dxa" w:w="80"/>
+              <w:left w:type="dxa" w:w="160"/>
+              <w:bottom w:type="dxa" w:w="80"/>
+              <w:right w:type="dxa" w:w="160"/>
+            </w:tcMar>
+          </w:tcPr>
+          <w:p>
+            <w:r>
+              <w:rPr>
+                <w:rFonts w:ascii="Arial" w:cs="Arial" w:eastAsia="Arial" w:hAnsi="Arial"/>
+                <w:b w:val="false"/>
+                <w:bCs w:val="false"/>
+                <w:color w:val="1A1A1A"/>
+                <w:sz w:val="20"/>
+                <w:szCs w:val="20"/>
+              </w:rPr>
+              <w:t xml:space="preserve">share_kN_plain_sig envoyé à l'activation. Shamir : 33 bytes (pas 32).</w:t>
+            </w:r>
+          </w:p>
+        </w:tc>
+      </w:tr>
+      <w:tr>
+        <w:tc>
+          <w:tcPr>
+            <w:tcW w:type="dxa" w:w="4680"/>
+            <w:tcBorders>
+              <w:top w:val="single" w:color="E8DDD0" w:sz="1"/>
+              <w:left w:val="single" w:color="E8DDD0" w:sz="1"/>
+              <w:bottom w:val="single" w:color="E8DDD0" w:sz="1"/>
+              <w:right w:val="single" w:color="E8DDD0" w:sz="1"/>
+            </w:tcBorders>
+            <w:shd w:fill="FFFFFF" w:val="clear"/>
+            <w:tcMar>
+              <w:top w:type="dxa" w:w="80"/>
+              <w:left w:type="dxa" w:w="160"/>
+              <w:bottom w:type="dxa" w:w="80"/>
+              <w:right w:type="dxa" w:w="160"/>
+            </w:tcMar>
+          </w:tcPr>
+          <w:p>
+            <w:r>
+              <w:rPr>
+                <w:rFonts w:ascii="Arial" w:cs="Arial" w:eastAsia="Arial" w:hAnsi="Arial"/>
+                <w:b/>
+                <w:bCs/>
+                <w:color w:val="1A1A1A"/>
+                <w:sz w:val="20"/>
+                <w:szCs w:val="20"/>
+              </w:rPr>
+              <w:t xml:space="preserve">Crypto</w:t>
+            </w:r>
+          </w:p>
+        </w:tc>
+        <w:tc>
+          <w:tcPr>
+            <w:tcW w:type="dxa" w:w="4680"/>
+            <w:tcBorders>
+              <w:top w:val="single" w:color="E8DDD0" w:sz="1"/>
+              <w:left w:val="single" w:color="E8DDD0" w:sz="1"/>
+              <w:bottom w:val="single" w:color="E8DDD0" w:sz="1"/>
+              <w:right w:val="single" w:color="E8DDD0" w:sz="1"/>
+            </w:tcBorders>
+            <w:shd w:fill="FFFFFF" w:val="clear"/>
+            <w:tcMar>
+              <w:top w:type="dxa" w:w="80"/>
+              <w:left w:type="dxa" w:w="160"/>
+              <w:bottom w:type="dxa" w:w="80"/>
+              <w:right w:type="dxa" w:w="160"/>
+            </w:tcMar>
+          </w:tcPr>
+          <w:p>
+            <w:r>
+              <w:rPr>
+                <w:rFonts w:ascii="Arial" w:cs="Arial" w:eastAsia="Arial" w:hAnsi="Arial"/>
+                <w:b w:val="false"/>
+                <w:bCs w:val="false"/>
+                <w:color w:val="1A1A1A"/>
+                <w:sz w:val="20"/>
+                <w:szCs w:val="20"/>
+              </w:rPr>
+              <w:t xml:space="preserve">libsodium-wrappers-sumo (pas @noble/ed25519). Toutes primitives via une seule lib.</w:t>
+            </w:r>
+          </w:p>
+        </w:tc>
+      </w:tr>
+      <w:tr>
+        <w:tc>
+          <w:tcPr>
+            <w:tcW w:type="dxa" w:w="4680"/>
+            <w:tcBorders>
+              <w:top w:val="single" w:color="E8DDD0" w:sz="1"/>
+              <w:left w:val="single" w:color="E8DDD0" w:sz="1"/>
+              <w:bottom w:val="single" w:color="E8DDD0" w:sz="1"/>
+              <w:right w:val="single" w:color="E8DDD0" w:sz="1"/>
+            </w:tcBorders>
+            <w:shd w:fill="FAF3E8" w:val="clear"/>
+            <w:tcMar>
+              <w:top w:type="dxa" w:w="80"/>
+              <w:left w:type="dxa" w:w="160"/>
+              <w:bottom w:type="dxa" w:w="80"/>
+              <w:right w:type="dxa" w:w="160"/>
+            </w:tcMar>
+          </w:tcPr>
+          <w:p>
+            <w:r>
+              <w:rPr>
+                <w:rFonts w:ascii="Arial" w:cs="Arial" w:eastAsia="Arial" w:hAnsi="Arial"/>
+                <w:b/>
+                <w:bCs/>
+                <w:color w:val="1A1A1A"/>
+                <w:sz w:val="20"/>
+                <w:szCs w:val="20"/>
+              </w:rPr>
+              <w:t xml:space="preserve">Audit</w:t>
+            </w:r>
+          </w:p>
+        </w:tc>
+        <w:tc>
+          <w:tcPr>
+            <w:tcW w:type="dxa" w:w="4680"/>
+            <w:tcBorders>
+              <w:top w:val="single" w:color="E8DDD0" w:sz="1"/>
+              <w:left w:val="single" w:color="E8DDD0" w:sz="1"/>
+              <w:bottom w:val="single" w:color="E8DDD0" w:sz="1"/>
+              <w:right w:val="single" w:color="E8DDD0" w:sz="1"/>
+            </w:tcBorders>
+            <w:shd w:fill="FAF3E8" w:val="clear"/>
+            <w:tcMar>
+              <w:top w:type="dxa" w:w="80"/>
+              <w:left w:type="dxa" w:w="160"/>
+              <w:bottom w:type="dxa" w:w="80"/>
+              <w:right w:type="dxa" w:w="160"/>
+            </w:tcMar>
+          </w:tcPr>
+          <w:p>
+            <w:r>
+              <w:rPr>
+                <w:rFonts w:ascii="Arial" w:cs="Arial" w:eastAsia="Arial" w:hAnsi="Arial"/>
+                <w:b w:val="false"/>
+                <w:bCs w:val="false"/>
+                <w:color w:val="1A1A1A"/>
+                <w:sz w:val="20"/>
+                <w:szCs w:val="20"/>
+              </w:rPr>
+              <w:t xml:space="preserve">Signature vault : SHA256(category+ts+P2). ts dans le body.</w:t>
+            </w:r>
+          </w:p>
+        </w:tc>
+      </w:tr>
+    </w:tbl>
+    <w:p>
+      <w:pPr>
+        <w:spacing w:after="0" w:before="120"/>
+      </w:pPr>
+      <w:r>
+        <w:t xml:space="preserve"/>
+      </w:r>
+    </w:p>
+    <w:p>
+      <w:pPr>
+        <w:pStyle w:val="Heading2"/>
+        <w:spacing w:after="120" w:before="320"/>
+      </w:pPr>
+      <w:r>
+        <w:rPr>
+          <w:rFonts w:ascii="Arial" w:cs="Arial" w:eastAsia="Arial" w:hAnsi="Arial"/>
+          <w:b/>
+          <w:bCs/>
+          <w:color w:val="5C3A0F"/>
+          <w:sz w:val="28"/>
+          <w:szCs w:val="28"/>
+        </w:rPr>
+        <w:t xml:space="preserve">§2.1 libsodium-wrappers-sumo (pas @noble/ed25519)</w:t>
+      </w:r>
+    </w:p>
+    <w:tbl>
+      <w:tblPr>
+        <w:tblW w:type="dxa" w:w="9360"/>
+        <w:tblBorders>
+          <w:top w:val="single" w:color="auto" w:sz="4"/>
+          <w:left w:val="single" w:color="auto" w:sz="4"/>
+          <w:bottom w:val="single" w:color="auto" w:sz="4"/>
+          <w:right w:val="single" w:color="auto" w:sz="4"/>
+          <w:insideH w:val="single" w:color="auto" w:sz="4"/>
+          <w:insideV w:val="single" w:color="auto" w:sz="4"/>
+        </w:tblBorders>
+      </w:tblPr>
+      <w:tblGrid>
+        <w:gridCol w:w="9360"/>
+      </w:tblGrid>
+      <w:tr>
+        <w:tc>
+          <w:tcPr>
+            <w:tcW w:type="dxa" w:w="9360"/>
+            <w:tcBorders>
+              <w:top w:val="single" w:color="D4C5A9" w:sz="1"/>
+              <w:left w:val="single" w:color="F4A335" w:sz="6"/>
+              <w:bottom w:val="single" w:color="D4C5A9" w:sz="1"/>
+              <w:right w:val="single" w:color="D4C5A9" w:sz="1"/>
+            </w:tcBorders>
+            <w:shd w:fill="F5F0E8" w:val="clear"/>
+            <w:tcMar>
+              <w:top w:type="dxa" w:w="160"/>
+              <w:left w:type="dxa" w:w="240"/>
+              <w:bottom w:type="dxa" w:w="160"/>
+              <w:right w:type="dxa" w:w="240"/>
+            </w:tcMar>
+          </w:tcPr>
+          <w:p>
+            <w:pPr>
+              <w:spacing w:after="0" w:before="0"/>
+            </w:pPr>
+            <w:r>
+              <w:rPr>
+                <w:rFonts w:ascii="Courier New" w:cs="Courier New" w:eastAsia="Courier New" w:hAnsi="Courier New"/>
+                <w:color w:val="1A1A1A"/>
+                <w:sz w:val="18"/>
+                <w:szCs w:val="18"/>
+              </w:rPr>
+              <w:t xml:space="preserve">import _sodium from 'libsodium-wrappers-sumo'</w:t>
+            </w:r>
+          </w:p>
+          <w:p>
+            <w:pPr>
+              <w:spacing w:after="0" w:before="0"/>
+            </w:pPr>
+            <w:r>
+              <w:rPr>
+                <w:rFonts w:ascii="Courier New" w:cs="Courier New" w:eastAsia="Courier New" w:hAnsi="Courier New"/>
+                <w:color w:val="1A1A1A"/>
+                <w:sz w:val="18"/>
+                <w:szCs w:val="18"/>
+              </w:rPr>
+              <w:t xml:space="preserve">await _sodium.ready</w:t>
+            </w:r>
+          </w:p>
+          <w:p>
+            <w:pPr>
+              <w:spacing w:after="0" w:before="0"/>
+            </w:pPr>
+            <w:r>
+              <w:rPr>
+                <w:rFonts w:ascii="Courier New" w:cs="Courier New" w:eastAsia="Courier New" w:hAnsi="Courier New"/>
+                <w:color w:val="1A1A1A"/>
+                <w:sz w:val="18"/>
+                <w:szCs w:val="18"/>
+              </w:rPr>
+              <w:t xml:space="preserve">const sodium = _sodium</w:t>
+            </w:r>
+          </w:p>
+          <w:p>
+            <w:pPr>
+              <w:spacing w:after="0" w:before="0"/>
+            </w:pPr>
+            <w:r>
+              <w:rPr>
+                <w:rFonts w:ascii="Courier New" w:cs="Courier New" w:eastAsia="Courier New" w:hAnsi="Courier New"/>
+                <w:color w:val="1A1A1A"/>
+                <w:sz w:val="18"/>
+                <w:szCs w:val="18"/>
+              </w:rPr>
+              <w:t xml:space="preserve"/>
+            </w:r>
+          </w:p>
+          <w:p>
+            <w:pPr>
+              <w:spacing w:after="0" w:before="0"/>
+            </w:pPr>
+            <w:r>
+              <w:rPr>
+                <w:rFonts w:ascii="Courier New" w:cs="Courier New" w:eastAsia="Courier New" w:hAnsi="Courier New"/>
+                <w:color w:val="1A1A1A"/>
+                <w:sz w:val="18"/>
+                <w:szCs w:val="18"/>
+              </w:rPr>
+              <w:t xml:space="preserve">// Ed25519 depuis seed (32 premiers bytes)</w:t>
+            </w:r>
+          </w:p>
+          <w:p>
+            <w:pPr>
+              <w:spacing w:after="0" w:before="0"/>
+            </w:pPr>
+            <w:r>
+              <w:rPr>
+                <w:rFonts w:ascii="Courier New" w:cs="Courier New" w:eastAsia="Courier New" w:hAnsi="Courier New"/>
+                <w:color w:val="1A1A1A"/>
+                <w:sz w:val="18"/>
+                <w:szCs w:val="18"/>
+              </w:rPr>
+              <w:t xml:space="preserve">const { publicKey: pk, privateKey: sk } =</w:t>
+            </w:r>
+          </w:p>
+          <w:p>
+            <w:pPr>
+              <w:spacing w:after="0" w:before="0"/>
+            </w:pPr>
+            <w:r>
+              <w:rPr>
+                <w:rFonts w:ascii="Courier New" w:cs="Courier New" w:eastAsia="Courier New" w:hAnsi="Courier New"/>
+                <w:color w:val="1A1A1A"/>
+                <w:sz w:val="18"/>
+                <w:szCs w:val="18"/>
+              </w:rPr>
+              <w:t xml:space="preserve">  sodium.crypto_sign_seed_keypair(seed.slice(0,32))</w:t>
+            </w:r>
+          </w:p>
+          <w:p>
+            <w:pPr>
+              <w:spacing w:after="0" w:before="0"/>
+            </w:pPr>
+            <w:r>
+              <w:rPr>
+                <w:rFonts w:ascii="Courier New" w:cs="Courier New" w:eastAsia="Courier New" w:hAnsi="Courier New"/>
+                <w:color w:val="1A1A1A"/>
+                <w:sz w:val="18"/>
+                <w:szCs w:val="18"/>
+              </w:rPr>
+              <w:t xml:space="preserve"/>
+            </w:r>
+          </w:p>
+          <w:p>
+            <w:pPr>
+              <w:spacing w:after="0" w:before="0"/>
+            </w:pPr>
+            <w:r>
+              <w:rPr>
+                <w:rFonts w:ascii="Courier New" w:cs="Courier New" w:eastAsia="Courier New" w:hAnsi="Courier New"/>
+                <w:color w:val="1A1A1A"/>
+                <w:sz w:val="18"/>
+                <w:szCs w:val="18"/>
+              </w:rPr>
+              <w:t xml:space="preserve">// Signature</w:t>
+            </w:r>
+          </w:p>
+          <w:p>
+            <w:pPr>
+              <w:spacing w:after="0" w:before="0"/>
+            </w:pPr>
+            <w:r>
+              <w:rPr>
+                <w:rFonts w:ascii="Courier New" w:cs="Courier New" w:eastAsia="Courier New" w:hAnsi="Courier New"/>
+                <w:color w:val="1A1A1A"/>
+                <w:sz w:val="18"/>
+                <w:szCs w:val="18"/>
+              </w:rPr>
+              <w:t xml:space="preserve">sodium.crypto_sign_detached(message, sk)</w:t>
+            </w:r>
+          </w:p>
+          <w:p>
+            <w:pPr>
+              <w:spacing w:after="0" w:before="0"/>
+            </w:pPr>
+            <w:r>
+              <w:rPr>
+                <w:rFonts w:ascii="Courier New" w:cs="Courier New" w:eastAsia="Courier New" w:hAnsi="Courier New"/>
+                <w:color w:val="1A1A1A"/>
+                <w:sz w:val="18"/>
+                <w:szCs w:val="18"/>
+              </w:rPr>
+              <w:t xml:space="preserve"/>
+            </w:r>
+          </w:p>
+          <w:p>
+            <w:pPr>
+              <w:spacing w:after="0" w:before="0"/>
+            </w:pPr>
+            <w:r>
+              <w:rPr>
+                <w:rFonts w:ascii="Courier New" w:cs="Courier New" w:eastAsia="Courier New" w:hAnsi="Courier New"/>
+                <w:color w:val="1A1A1A"/>
+                <w:sz w:val="18"/>
+                <w:szCs w:val="18"/>
+              </w:rPr>
+              <w:t xml:space="preserve">// crypto_box_seal</w:t>
+            </w:r>
+          </w:p>
+          <w:p>
+            <w:pPr>
+              <w:spacing w:after="0" w:before="0"/>
+            </w:pPr>
+            <w:r>
+              <w:rPr>
+                <w:rFonts w:ascii="Courier New" w:cs="Courier New" w:eastAsia="Courier New" w:hAnsi="Courier New"/>
+                <w:color w:val="1A1A1A"/>
+                <w:sz w:val="18"/>
+                <w:szCs w:val="18"/>
+              </w:rPr>
+              <w:t xml:space="preserve">sodium.crypto_box_seal(plaintext, pk)</w:t>
+            </w:r>
+          </w:p>
+        </w:tc>
+      </w:tr>
+    </w:tbl>
+    <w:p>
+      <w:pPr>
+        <w:spacing w:after="0" w:before="120"/>
+      </w:pPr>
+      <w:r>
+        <w:t xml:space="preserve"/>
+      </w:r>
+    </w:p>
+    <w:p>
+      <w:pPr>
+        <w:pStyle w:val="Heading2"/>
+        <w:spacing w:after="120" w:before="320"/>
+      </w:pPr>
+      <w:r>
+        <w:rPr>
+          <w:rFonts w:ascii="Arial" w:cs="Arial" w:eastAsia="Arial" w:hAnsi="Arial"/>
+          <w:b/>
+          <w:bCs/>
+          <w:color w:val="5C3A0F"/>
+          <w:sz w:val="28"/>
+          <w:szCs w:val="28"/>
+        </w:rPr>
+        <w:t xml:space="preserve">§3.1 POST /auth/keys (B.7)</w:t>
+      </w:r>
+    </w:p>
+    <w:tbl>
+      <w:tblPr>
+        <w:tblW w:type="dxa" w:w="9360"/>
+        <w:tblBorders>
+          <w:top w:val="single" w:color="auto" w:sz="4"/>
+          <w:left w:val="single" w:color="auto" w:sz="4"/>
+          <w:bottom w:val="single" w:color="auto" w:sz="4"/>
+          <w:right w:val="single" w:color="auto" w:sz="4"/>
+          <w:insideH w:val="single" w:color="auto" w:sz="4"/>
+          <w:insideV w:val="single" w:color="auto" w:sz="4"/>
+        </w:tblBorders>
+      </w:tblPr>
+      <w:tblGrid>
+        <w:gridCol w:w="9360"/>
+      </w:tblGrid>
+      <w:tr>
+        <w:tc>
+          <w:tcPr>
+            <w:tcW w:type="dxa" w:w="9360"/>
+            <w:tcBorders>
+              <w:top w:val="single" w:color="D4C5A9" w:sz="1"/>
+              <w:left w:val="single" w:color="F4A335" w:sz="6"/>
+              <w:bottom w:val="single" w:color="D4C5A9" w:sz="1"/>
+              <w:right w:val="single" w:color="D4C5A9" w:sz="1"/>
+            </w:tcBorders>
+            <w:shd w:fill="F5F0E8" w:val="clear"/>
+            <w:tcMar>
+              <w:top w:type="dxa" w:w="160"/>
+              <w:left w:type="dxa" w:w="240"/>
+              <w:bottom w:type="dxa" w:w="160"/>
+              <w:right w:type="dxa" w:w="240"/>
+            </w:tcMar>
+          </w:tcPr>
+          <w:p>
+            <w:pPr>
+              <w:spacing w:after="0" w:before="0"/>
+            </w:pPr>
+            <w:r>
+              <w:rPr>
+                <w:rFonts w:ascii="Courier New" w:cs="Courier New" w:eastAsia="Courier New" w:hAnsi="Courier New"/>
+                <w:color w:val="888888"/>
+                <w:sz w:val="18"/>
+                <w:szCs w:val="18"/>
+              </w:rPr>
+              <w:t xml:space="preserve">-- Après vérification OTP (pas PUT /auth/register/keys)</w:t>
+            </w:r>
+          </w:p>
+          <w:p>
+            <w:pPr>
+              <w:spacing w:after="0" w:before="0"/>
+            </w:pPr>
+            <w:r>
+              <w:rPr>
+                <w:rFonts w:ascii="Courier New" w:cs="Courier New" w:eastAsia="Courier New" w:hAnsi="Courier New"/>
+                <w:color w:val="1A1A1A"/>
+                <w:sz w:val="18"/>
+                <w:szCs w:val="18"/>
+              </w:rPr>
+              <w:t xml:space="preserve">await api.post('/auth/keys', {</w:t>
+            </w:r>
+          </w:p>
+          <w:p>
+            <w:pPr>
+              <w:spacing w:after="0" w:before="0"/>
+            </w:pPr>
+            <w:r>
+              <w:rPr>
+                <w:rFonts w:ascii="Courier New" w:cs="Courier New" w:eastAsia="Courier New" w:hAnsi="Courier New"/>
+                <w:color w:val="1A1A1A"/>
+                <w:sz w:val="18"/>
+                <w:szCs w:val="18"/>
+              </w:rPr>
+              <w:t xml:space="preserve">  ed25519_pk: sodium.to_base64(ed25519_pk)</w:t>
+            </w:r>
+          </w:p>
+          <w:p>
+            <w:pPr>
+              <w:spacing w:after="0" w:before="0"/>
+            </w:pPr>
+            <w:r>
+              <w:rPr>
+                <w:rFonts w:ascii="Courier New" w:cs="Courier New" w:eastAsia="Courier New" w:hAnsi="Courier New"/>
+                <w:color w:val="1A1A1A"/>
+                <w:sz w:val="18"/>
+                <w:szCs w:val="18"/>
+              </w:rPr>
+              <w:t xml:space="preserve">})  // une seule fois</w:t>
+            </w:r>
+          </w:p>
+        </w:tc>
+      </w:tr>
+    </w:tbl>
+    <w:p>
+      <w:pPr>
+        <w:spacing w:after="0" w:before="120"/>
+      </w:pPr>
+      <w:r>
+        <w:t xml:space="preserve"/>
+      </w:r>
+    </w:p>
+    <w:p>
+      <w:pPr>
+        <w:pStyle w:val="Heading2"/>
+        <w:spacing w:after="120" w:before="320"/>
+      </w:pPr>
+      <w:r>
+        <w:rPr>
+          <w:rFonts w:ascii="Arial" w:cs="Arial" w:eastAsia="Arial" w:hAnsi="Arial"/>
+          <w:b/>
+          <w:bCs/>
+          <w:color w:val="5C3A0F"/>
+          <w:sz w:val="28"/>
+          <w:szCs w:val="28"/>
+        </w:rPr>
+        <w:t xml:space="preserve">§4.2 Signature vault avec ts</w:t>
+      </w:r>
+    </w:p>
+    <w:tbl>
+      <w:tblPr>
+        <w:tblW w:type="dxa" w:w="9360"/>
+        <w:tblBorders>
+          <w:top w:val="single" w:color="auto" w:sz="4"/>
+          <w:left w:val="single" w:color="auto" w:sz="4"/>
+          <w:bottom w:val="single" w:color="auto" w:sz="4"/>
+          <w:right w:val="single" w:color="auto" w:sz="4"/>
+          <w:insideH w:val="single" w:color="auto" w:sz="4"/>
+          <w:insideV w:val="single" w:color="auto" w:sz="4"/>
+        </w:tblBorders>
+      </w:tblPr>
+      <w:tblGrid>
+        <w:gridCol w:w="9360"/>
+      </w:tblGrid>
+      <w:tr>
+        <w:tc>
+          <w:tcPr>
+            <w:tcW w:type="dxa" w:w="9360"/>
+            <w:tcBorders>
+              <w:top w:val="single" w:color="D4C5A9" w:sz="1"/>
+              <w:left w:val="single" w:color="F4A335" w:sz="6"/>
+              <w:bottom w:val="single" w:color="D4C5A9" w:sz="1"/>
+              <w:right w:val="single" w:color="D4C5A9" w:sz="1"/>
+            </w:tcBorders>
+            <w:shd w:fill="F5F0E8" w:val="clear"/>
+            <w:tcMar>
+              <w:top w:type="dxa" w:w="160"/>
+              <w:left w:type="dxa" w:w="240"/>
+              <w:bottom w:type="dxa" w:w="160"/>
+              <w:right w:type="dxa" w:w="240"/>
+            </w:tcMar>
+          </w:tcPr>
+          <w:p>
+            <w:pPr>
+              <w:spacing w:after="0" w:before="0"/>
+            </w:pPr>
+            <w:r>
+              <w:rPr>
+                <w:rFonts w:ascii="Courier New" w:cs="Courier New" w:eastAsia="Courier New" w:hAnsi="Courier New"/>
+                <w:color w:val="1A1A1A"/>
+                <w:sz w:val="18"/>
+                <w:szCs w:val="18"/>
+              </w:rPr>
+              <w:t xml:space="preserve">const ts      = Date.now().toString()</w:t>
+            </w:r>
+          </w:p>
+          <w:p>
+            <w:pPr>
+              <w:spacing w:after="0" w:before="0"/>
+            </w:pPr>
+            <w:r>
+              <w:rPr>
+                <w:rFonts w:ascii="Courier New" w:cs="Courier New" w:eastAsia="Courier New" w:hAnsi="Courier New"/>
+                <w:color w:val="1A1A1A"/>
+                <w:sz w:val="18"/>
+                <w:szCs w:val="18"/>
+              </w:rPr>
+              <w:t xml:space="preserve">const payload = concat(utf8(category), utf8(ts), P2)</w:t>
+            </w:r>
+          </w:p>
+          <w:p>
+            <w:pPr>
+              <w:spacing w:after="0" w:before="0"/>
+            </w:pPr>
+            <w:r>
+              <w:rPr>
+                <w:rFonts w:ascii="Courier New" w:cs="Courier New" w:eastAsia="Courier New" w:hAnsi="Courier New"/>
+                <w:color w:val="1A1A1A"/>
+                <w:sz w:val="18"/>
+                <w:szCs w:val="18"/>
+              </w:rPr>
+              <w:t xml:space="preserve">const sig     = sodium.crypto_sign_detached(sha256(payload), sk)</w:t>
+            </w:r>
+          </w:p>
+          <w:p>
+            <w:pPr>
+              <w:spacing w:after="0" w:before="0"/>
+            </w:pPr>
+            <w:r>
+              <w:rPr>
+                <w:rFonts w:ascii="Courier New" w:cs="Courier New" w:eastAsia="Courier New" w:hAnsi="Courier New"/>
+                <w:color w:val="1A1A1A"/>
+                <w:sz w:val="18"/>
+                <w:szCs w:val="18"/>
+              </w:rPr>
+              <w:t xml:space="preserve">// body : { category, ts, payload, signature }</w:t>
+            </w:r>
+          </w:p>
+          <w:p>
+            <w:pPr>
+              <w:spacing w:after="0" w:before="0"/>
+            </w:pPr>
+            <w:r>
+              <w:rPr>
+                <w:rFonts w:ascii="Courier New" w:cs="Courier New" w:eastAsia="Courier New" w:hAnsi="Courier New"/>
+                <w:color w:val="1A1A1A"/>
+                <w:sz w:val="18"/>
+                <w:szCs w:val="18"/>
+              </w:rPr>
+              <w:t xml:space="preserve">// Serveur rejette si |NOW()-ts| &gt; 5min</w:t>
+            </w:r>
+          </w:p>
+        </w:tc>
+      </w:tr>
+    </w:tbl>
+    <w:p>
+      <w:pPr>
+        <w:spacing w:after="0" w:before="120"/>
+      </w:pPr>
+      <w:r>
+        <w:t xml:space="preserve"/>
+      </w:r>
+    </w:p>
+    <w:p>
+      <w:pPr>
+        <w:pStyle w:val="Heading2"/>
+        <w:spacing w:after="120" w:before="320"/>
+      </w:pPr>
+      <w:r>
+        <w:rPr>
+          <w:rFonts w:ascii="Arial" w:cs="Arial" w:eastAsia="Arial" w:hAnsi="Arial"/>
+          <w:b/>
+          <w:bCs/>
+          <w:color w:val="5C3A0F"/>
+          <w:sz w:val="28"/>
+          <w:szCs w:val="28"/>
+        </w:rPr>
+        <w:t xml:space="preserve">§5.1 notification_enc (D.2)</w:t>
+      </w:r>
+    </w:p>
+    <w:tbl>
+      <w:tblPr>
+        <w:tblW w:type="dxa" w:w="9360"/>
+        <w:tblBorders>
+          <w:top w:val="single" w:color="auto" w:sz="4"/>
+          <w:left w:val="single" w:color="auto" w:sz="4"/>
+          <w:bottom w:val="single" w:color="auto" w:sz="4"/>
+          <w:right w:val="single" w:color="auto" w:sz="4"/>
+          <w:insideH w:val="single" w:color="auto" w:sz="4"/>
+          <w:insideV w:val="single" w:color="auto" w:sz="4"/>
+        </w:tblBorders>
+      </w:tblPr>
+      <w:tblGrid>
+        <w:gridCol w:w="9360"/>
+      </w:tblGrid>
+      <w:tr>
+        <w:tc>
+          <w:tcPr>
+            <w:tcW w:type="dxa" w:w="9360"/>
+            <w:tcBorders>
+              <w:top w:val="single" w:color="D4C5A9" w:sz="1"/>
+              <w:left w:val="single" w:color="F4A335" w:sz="6"/>
+              <w:bottom w:val="single" w:color="D4C5A9" w:sz="1"/>
+              <w:right w:val="single" w:color="D4C5A9" w:sz="1"/>
+            </w:tcBorders>
+            <w:shd w:fill="F5F0E8" w:val="clear"/>
+            <w:tcMar>
+              <w:top w:type="dxa" w:w="160"/>
+              <w:left w:type="dxa" w:w="240"/>
+              <w:bottom w:type="dxa" w:w="160"/>
+              <w:right w:type="dxa" w:w="240"/>
+            </w:tcMar>
+          </w:tcPr>
+          <w:p>
+            <w:pPr>
+              <w:spacing w:after="0" w:before="0"/>
+            </w:pPr>
+            <w:r>
+              <w:rPr>
+                <w:rFonts w:ascii="Courier New" w:cs="Courier New" w:eastAsia="Courier New" w:hAnsi="Courier New"/>
+                <w:color w:val="1A1A1A"/>
+                <w:sz w:val="18"/>
+                <w:szCs w:val="18"/>
+              </w:rPr>
+              <w:t xml:space="preserve">const plaintext = encode(JSON.stringify({</w:t>
+            </w:r>
+          </w:p>
+          <w:p>
+            <w:pPr>
+              <w:spacing w:after="0" w:before="0"/>
+            </w:pPr>
+            <w:r>
+              <w:rPr>
+                <w:rFonts w:ascii="Courier New" w:cs="Courier New" w:eastAsia="Courier New" w:hAnsi="Courier New"/>
+                <w:color w:val="1A1A1A"/>
+                <w:sz w:val="18"/>
+                <w:szCs w:val="18"/>
+              </w:rPr>
+              <w:t xml:space="preserve">  email, phone,</w:t>
+            </w:r>
+          </w:p>
+          <w:p>
+            <w:pPr>
+              <w:spacing w:after="0" w:before="0"/>
+            </w:pPr>
+            <w:r>
+              <w:rPr>
+                <w:rFonts w:ascii="Courier New" w:cs="Courier New" w:eastAsia="Courier New" w:hAnsi="Courier New"/>
+                <w:color w:val="1A1A1A"/>
+                <w:sz w:val="18"/>
+                <w:szCs w:val="18"/>
+              </w:rPr>
+              <w:t xml:space="preserve">  owner_display_name: ownerName.slice(0,60)  // optionnel, D.2</w:t>
+            </w:r>
+          </w:p>
+          <w:p>
+            <w:pPr>
+              <w:spacing w:after="0" w:before="0"/>
+            </w:pPr>
+            <w:r>
+              <w:rPr>
+                <w:rFonts w:ascii="Courier New" w:cs="Courier New" w:eastAsia="Courier New" w:hAnsi="Courier New"/>
+                <w:color w:val="1A1A1A"/>
+                <w:sz w:val="18"/>
+                <w:szCs w:val="18"/>
+              </w:rPr>
+              <w:t xml:space="preserve">}))</w:t>
+            </w:r>
+          </w:p>
+          <w:p>
+            <w:pPr>
+              <w:spacing w:after="0" w:before="0"/>
+            </w:pPr>
+            <w:r>
+              <w:rPr>
+                <w:rFonts w:ascii="Courier New" w:cs="Courier New" w:eastAsia="Courier New" w:hAnsi="Courier New"/>
+                <w:color w:val="1A1A1A"/>
+                <w:sz w:val="18"/>
+                <w:szCs w:val="18"/>
+              </w:rPr>
+              <w:t xml:space="preserve"/>
+            </w:r>
+          </w:p>
+        </w:tc>
+      </w:tr>
+    </w:tbl>
+    <w:p>
+      <w:pPr>
+        <w:spacing w:after="0" w:before="120"/>
+      </w:pPr>
+      <w:r>
+        <w:t xml:space="preserve"/>
+      </w:r>
+    </w:p>
+    <w:p>
+      <w:pPr>
+        <w:pStyle w:val="Heading2"/>
+        <w:spacing w:after="120" w:before="320"/>
+      </w:pPr>
+      <w:r>
+        <w:rPr>
+          <w:rFonts w:ascii="Arial" w:cs="Arial" w:eastAsia="Arial" w:hAnsi="Arial"/>
+          <w:b/>
+          <w:bCs/>
+          <w:color w:val="5C3A0F"/>
+          <w:sz w:val="28"/>
+          <w:szCs w:val="28"/>
+        </w:rPr>
+        <w:t xml:space="preserve">§5.2 secret_enc (D.2 : email+phone inclus)</w:t>
+      </w:r>
+    </w:p>
+    <w:tbl>
+      <w:tblPr>
+        <w:tblW w:type="dxa" w:w="9360"/>
+        <w:tblBorders>
+          <w:top w:val="single" w:color="auto" w:sz="4"/>
+          <w:left w:val="single" w:color="auto" w:sz="4"/>
+          <w:bottom w:val="single" w:color="auto" w:sz="4"/>
+          <w:right w:val="single" w:color="auto" w:sz="4"/>
+          <w:insideH w:val="single" w:color="auto" w:sz="4"/>
+          <w:insideV w:val="single" w:color="auto" w:sz="4"/>
+        </w:tblBorders>
+      </w:tblPr>
+      <w:tblGrid>
+        <w:gridCol w:w="9360"/>
+      </w:tblGrid>
+      <w:tr>
+        <w:tc>
+          <w:tcPr>
+            <w:tcW w:type="dxa" w:w="9360"/>
+            <w:tcBorders>
+              <w:top w:val="single" w:color="D4C5A9" w:sz="1"/>
+              <w:left w:val="single" w:color="F4A335" w:sz="6"/>
+              <w:bottom w:val="single" w:color="D4C5A9" w:sz="1"/>
+              <w:right w:val="single" w:color="D4C5A9" w:sz="1"/>
+            </w:tcBorders>
+            <w:shd w:fill="F5F0E8" w:val="clear"/>
+            <w:tcMar>
+              <w:top w:type="dxa" w:w="160"/>
+              <w:left w:type="dxa" w:w="240"/>
+              <w:bottom w:type="dxa" w:w="160"/>
+              <w:right w:type="dxa" w:w="240"/>
+            </w:tcMar>
+          </w:tcPr>
+          <w:p>
+            <w:pPr>
+              <w:spacing w:after="0" w:before="0"/>
+            </w:pPr>
+            <w:r>
+              <w:rPr>
+                <w:rFonts w:ascii="Courier New" w:cs="Courier New" w:eastAsia="Courier New" w:hAnsi="Courier New"/>
+                <w:color w:val="1A1A1A"/>
+                <w:sz w:val="18"/>
+                <w:szCs w:val="18"/>
+              </w:rPr>
+              <w:t xml:space="preserve">// secret_enc inclut aussi email + téléphone pour lecture device owner</w:t>
+            </w:r>
+          </w:p>
+          <w:p>
+            <w:pPr>
+              <w:spacing w:after="0" w:before="0"/>
+            </w:pPr>
+            <w:r>
+              <w:rPr>
+                <w:rFonts w:ascii="Courier New" w:cs="Courier New" w:eastAsia="Courier New" w:hAnsi="Courier New"/>
+                <w:color w:val="1A1A1A"/>
+                <w:sz w:val="18"/>
+                <w:szCs w:val="18"/>
+              </w:rPr>
+              <w:t xml:space="preserve">const secret_enc = XChaCha20(K2, {</w:t>
+            </w:r>
+          </w:p>
+          <w:p>
+            <w:pPr>
+              <w:spacing w:after="0" w:before="0"/>
+            </w:pPr>
+            <w:r>
+              <w:rPr>
+                <w:rFonts w:ascii="Courier New" w:cs="Courier New" w:eastAsia="Courier New" w:hAnsi="Courier New"/>
+                <w:color w:val="1A1A1A"/>
+                <w:sz w:val="18"/>
+                <w:szCs w:val="18"/>
+              </w:rPr>
+              <w:t xml:space="preserve">  nom, rôle, message_personnel,</w:t>
+            </w:r>
+          </w:p>
+          <w:p>
+            <w:pPr>
+              <w:spacing w:after="0" w:before="0"/>
+            </w:pPr>
+            <w:r>
+              <w:rPr>
+                <w:rFonts w:ascii="Courier New" w:cs="Courier New" w:eastAsia="Courier New" w:hAnsi="Courier New"/>
+                <w:color w:val="1A1A1A"/>
+                <w:sz w:val="18"/>
+                <w:szCs w:val="18"/>
+              </w:rPr>
+              <w:t xml:space="preserve">  email, telephone  // copies pour voir les coordonnées depuis son device</w:t>
+            </w:r>
+          </w:p>
+          <w:p>
+            <w:pPr>
+              <w:spacing w:after="0" w:before="0"/>
+            </w:pPr>
+            <w:r>
+              <w:rPr>
+                <w:rFonts w:ascii="Courier New" w:cs="Courier New" w:eastAsia="Courier New" w:hAnsi="Courier New"/>
+                <w:color w:val="1A1A1A"/>
+                <w:sz w:val="18"/>
+                <w:szCs w:val="18"/>
+              </w:rPr>
+              <w:t xml:space="preserve">  // questions dans question_1/2/3_id (pas ici)</w:t>
+            </w:r>
+          </w:p>
+          <w:p>
+            <w:pPr>
+              <w:spacing w:after="0" w:before="0"/>
+            </w:pPr>
+            <w:r>
+              <w:rPr>
+                <w:rFonts w:ascii="Courier New" w:cs="Courier New" w:eastAsia="Courier New" w:hAnsi="Courier New"/>
+                <w:color w:val="1A1A1A"/>
+                <w:sz w:val="18"/>
+                <w:szCs w:val="18"/>
+              </w:rPr>
+              <w:t xml:space="preserve">  // DEC-12 niveau 2 complet</w:t>
+            </w:r>
+          </w:p>
+          <w:p>
+            <w:pPr>
+              <w:spacing w:after="0" w:before="0"/>
+            </w:pPr>
+            <w:r>
+              <w:rPr>
+                <w:rFonts w:ascii="Courier New" w:cs="Courier New" w:eastAsia="Courier New" w:hAnsi="Courier New"/>
+                <w:color w:val="1A1A1A"/>
+                <w:sz w:val="18"/>
+                <w:szCs w:val="18"/>
+              </w:rPr>
+              <w:t xml:space="preserve">})</w:t>
+            </w:r>
+          </w:p>
+          <w:p>
+            <w:pPr>
+              <w:spacing w:after="0" w:before="0"/>
+            </w:pPr>
+            <w:r>
+              <w:rPr>
+                <w:rFonts w:ascii="Courier New" w:cs="Courier New" w:eastAsia="Courier New" w:hAnsi="Courier New"/>
+                <w:color w:val="1A1A1A"/>
+                <w:sz w:val="18"/>
+                <w:szCs w:val="18"/>
+              </w:rPr>
+              <w:t xml:space="preserve"/>
+            </w:r>
+          </w:p>
+          <w:p>
+            <w:pPr>
+              <w:spacing w:after="0" w:before="0"/>
+            </w:pPr>
+            <w:r>
+              <w:rPr>
+                <w:rFonts w:ascii="Courier New" w:cs="Courier New" w:eastAsia="Courier New" w:hAnsi="Courier New"/>
+                <w:color w:val="1A1A1A"/>
+                <w:sz w:val="18"/>
+                <w:szCs w:val="18"/>
+              </w:rPr>
+              <w:t xml:space="preserve">// plain_sig (D.3) : 33 bytes</w:t>
+            </w:r>
+          </w:p>
+          <w:p>
+            <w:pPr>
+              <w:spacing w:after="0" w:before="0"/>
+            </w:pPr>
+            <w:r>
+              <w:rPr>
+                <w:rFonts w:ascii="Courier New" w:cs="Courier New" w:eastAsia="Courier New" w:hAnsi="Courier New"/>
+                <w:color w:val="1A1A1A"/>
+                <w:sz w:val="18"/>
+                <w:szCs w:val="18"/>
+              </w:rPr>
+              <w:t xml:space="preserve">const S_i = shares[i]  // 33 bytes (GF256, pas 32)</w:t>
+            </w:r>
+          </w:p>
+          <w:p>
+            <w:pPr>
+              <w:spacing w:after="0" w:before="0"/>
+            </w:pPr>
+            <w:r>
+              <w:rPr>
+                <w:rFonts w:ascii="Courier New" w:cs="Courier New" w:eastAsia="Courier New" w:hAnsi="Courier New"/>
+                <w:color w:val="1A1A1A"/>
+                <w:sz w:val="18"/>
+                <w:szCs w:val="18"/>
+              </w:rPr>
+              <w:t xml:space="preserve">const plain_hash = sha256(S_i)</w:t>
+            </w:r>
+          </w:p>
+          <w:p>
+            <w:pPr>
+              <w:spacing w:after="0" w:before="0"/>
+            </w:pPr>
+            <w:r>
+              <w:rPr>
+                <w:rFonts w:ascii="Courier New" w:cs="Courier New" w:eastAsia="Courier New" w:hAnsi="Courier New"/>
+                <w:color w:val="1A1A1A"/>
+                <w:sz w:val="18"/>
+                <w:szCs w:val="18"/>
+              </w:rPr>
+              <w:t xml:space="preserve">const plain_sig  = sign(plain_hash, sk)</w:t>
+            </w:r>
+          </w:p>
+        </w:tc>
+      </w:tr>
+    </w:tbl>
+    <w:p>
+      <w:pPr>
+        <w:spacing w:after="0" w:before="120"/>
+      </w:pPr>
+      <w:r>
+        <w:t xml:space="preserve"/>
+      </w:r>
+    </w:p>
+    <w:p>
+      <w:pPr>
+        <w:pBdr>
+          <w:bottom w:val="single" w:color="C4A882" w:sz="4" w:space="1"/>
+        </w:pBdr>
+        <w:spacing w:after="240" w:before="240"/>
+      </w:pPr>
+      <w:r>
+        <w:t xml:space="preserve"/>
+      </w:r>
+    </w:p>
+    <w:p>
+      <w:pPr>
+        <w:spacing w:after="0" w:before="120"/>
+      </w:pPr>
+      <w:r>
+        <w:t xml:space="preserve"/>
+      </w:r>
+    </w:p>
+    <w:p>
+      <w:pPr>
         <w:spacing w:after="100" w:before="60"/>
       </w:pPr>
       <w:r>
@@ -5539,7 +6835,7 @@
           <w:sz w:val="22"/>
           <w:szCs w:val="22"/>
         </w:rPr>
-        <w:t xml:space="preserve">— Fin des Frontend Specs v1.1</w:t>
+        <w:t xml:space="preserve">— Fin des Frontend Specs v1.2</w:t>
       </w:r>
     </w:p>
     <w:sectPr>
@@ -5680,7 +6976,7 @@
         <w:sz w:val="18"/>
         <w:szCs w:val="18"/>
       </w:rPr>
-      <w:t xml:space="preserve">   —   Frontend Specs v1.1</w:t>
+      <w:t xml:space="preserve">   —   Frontend Specs v1.2</w:t>
     </w:r>
   </w:p>
 </w:hdr>
